--- a/docs/Laporan_Greedy.docx
+++ b/docs/Laporan_Greedy.docx
@@ -253,7 +253,7 @@
           </mc:Choice>
           <mc:Fallback>
             <w:pict>
-              <v:group w14:anchorId="4CE006A8" id="Group 10" o:spid="_x0000_s1026" style="position:absolute;margin-left:0;margin-top:12.25pt;width:51.1pt;height:226.7pt;z-index:251659264;mso-position-horizontal:center;mso-position-horizontal-relative:margin" coordorigin="6005,6907" coordsize="1022,4534" o:gfxdata="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">
+              <v:group w14:anchorId="211CBC0F" id="Group 10" o:spid="_x0000_s1026" style="position:absolute;margin-left:0;margin-top:12.25pt;width:51.1pt;height:226.7pt;z-index:251659264;mso-position-horizontal:center;mso-position-horizontal-relative:margin" coordorigin="6005,6907" coordsize="1022,4534" o:gfxdata="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">
                 <v:line id="Straight Connector 4" o:spid="_x0000_s1027" style="position:absolute;visibility:visible;mso-wrap-style:square" from="6005,7181" to="6005,11433" o:connectortype="straight" o:gfxdata="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" strokecolor="#00b0f0" strokeweight="7pt">
                   <v:stroke joinstyle="miter"/>
                 </v:line>
@@ -2595,6 +2595,8 @@
           <m:r>
             <w:rPr>
               <w:rFonts w:ascii="Cambria Math" w:hAnsi="Cambria Math"/>
+              <w:sz w:val="32"/>
+              <w:szCs w:val="32"/>
             </w:rPr>
             <m:t>v*=argmi</m:t>
           </m:r>
@@ -2603,6 +2605,8 @@
               <m:ctrlPr>
                 <w:rPr>
                   <w:rFonts w:ascii="Cambria Math" w:hAnsi="Cambria Math"/>
+                  <w:sz w:val="32"/>
+                  <w:szCs w:val="32"/>
                 </w:rPr>
               </m:ctrlPr>
             </m:sSubPr>
@@ -2610,6 +2614,8 @@
               <m:r>
                 <w:rPr>
                   <w:rFonts w:ascii="Cambria Math" w:hAnsi="Cambria Math"/>
+                  <w:sz w:val="32"/>
+                  <w:szCs w:val="32"/>
                 </w:rPr>
                 <m:t>n</m:t>
               </m:r>
@@ -2618,6 +2624,8 @@
               <m:r>
                 <w:rPr>
                   <w:rFonts w:ascii="Cambria Math" w:hAnsi="Cambria Math"/>
+                  <w:sz w:val="32"/>
+                  <w:szCs w:val="32"/>
                 </w:rPr>
                 <m:t>vinN</m:t>
               </m:r>
@@ -2626,6 +2634,8 @@
                   <m:ctrlPr>
                     <w:rPr>
                       <w:rFonts w:ascii="Cambria Math" w:hAnsi="Cambria Math"/>
+                      <w:sz w:val="32"/>
+                      <w:szCs w:val="32"/>
                     </w:rPr>
                   </m:ctrlPr>
                 </m:dPr>
@@ -2633,6 +2643,8 @@
                   <m:r>
                     <w:rPr>
                       <w:rFonts w:ascii="Cambria Math" w:hAnsi="Cambria Math"/>
+                      <w:sz w:val="32"/>
+                      <w:szCs w:val="32"/>
                     </w:rPr>
                     <m:t>u</m:t>
                   </m:r>
@@ -2641,6 +2653,8 @@
               <m:r>
                 <w:rPr>
                   <w:rFonts w:ascii="Cambria Math" w:hAnsi="Cambria Math"/>
+                  <w:sz w:val="32"/>
+                  <w:szCs w:val="32"/>
                 </w:rPr>
                 <m:t>,vnotin</m:t>
               </m:r>
@@ -2649,6 +2663,8 @@
                   <m:ctrlPr>
                     <w:rPr>
                       <w:rFonts w:ascii="Cambria Math" w:hAnsi="Cambria Math"/>
+                      <w:sz w:val="32"/>
+                      <w:szCs w:val="32"/>
                     </w:rPr>
                   </m:ctrlPr>
                 </m:sSubPr>
@@ -2656,6 +2672,8 @@
                   <m:r>
                     <w:rPr>
                       <w:rFonts w:ascii="Cambria Math" w:hAnsi="Cambria Math"/>
+                      <w:sz w:val="32"/>
+                      <w:szCs w:val="32"/>
                     </w:rPr>
                     <m:t>V</m:t>
                   </m:r>
@@ -2664,6 +2682,8 @@
                   <m:r>
                     <w:rPr>
                       <w:rFonts w:ascii="Cambria Math" w:hAnsi="Cambria Math"/>
+                      <w:sz w:val="32"/>
+                      <w:szCs w:val="32"/>
                     </w:rPr>
                     <m:t>v</m:t>
                   </m:r>
@@ -2672,6 +2692,8 @@
               <m:r>
                 <w:rPr>
                   <w:rFonts w:ascii="Cambria Math" w:hAnsi="Cambria Math"/>
+                  <w:sz w:val="32"/>
+                  <w:szCs w:val="32"/>
                 </w:rPr>
                 <m:t>isited</m:t>
               </m:r>
@@ -2680,6 +2702,8 @@
           <m:r>
             <w:rPr>
               <w:rFonts w:ascii="Cambria Math" w:hAnsi="Cambria Math"/>
+              <w:sz w:val="32"/>
+              <w:szCs w:val="32"/>
             </w:rPr>
             <m:t>c</m:t>
           </m:r>
@@ -2688,6 +2712,8 @@
               <m:ctrlPr>
                 <w:rPr>
                   <w:rFonts w:ascii="Cambria Math" w:hAnsi="Cambria Math"/>
+                  <w:sz w:val="32"/>
+                  <w:szCs w:val="32"/>
                 </w:rPr>
               </m:ctrlPr>
             </m:dPr>
@@ -2695,6 +2721,8 @@
               <m:r>
                 <w:rPr>
                   <w:rFonts w:ascii="Cambria Math" w:hAnsi="Cambria Math"/>
+                  <w:sz w:val="32"/>
+                  <w:szCs w:val="32"/>
                 </w:rPr>
                 <m:t>u,v</m:t>
               </m:r>
@@ -2705,143 +2733,130 @@
     </w:p>
     <w:p>
       <w:pPr>
+        <w:spacing w:after="0"/>
         <w:jc w:val="both"/>
       </w:pPr>
-      <w:proofErr w:type="spellStart"/>
-      <w:r>
-        <w:t>Keterangan</w:t>
-      </w:r>
-      <w:proofErr w:type="spellEnd"/>
-      <w:r>
-        <w:t xml:space="preserve">: v* </w:t>
-      </w:r>
-      <w:proofErr w:type="spellStart"/>
-      <w:r>
-        <w:t>adalah</w:t>
-      </w:r>
-      <w:proofErr w:type="spellEnd"/>
-      <w:r>
-        <w:t xml:space="preserve"> node yang </w:t>
-      </w:r>
-      <w:proofErr w:type="spellStart"/>
-      <w:r>
-        <w:t>dipilih</w:t>
-      </w:r>
-      <w:proofErr w:type="spellEnd"/>
-      <w:r>
-        <w:t xml:space="preserve">, N(u) </w:t>
-      </w:r>
-      <w:proofErr w:type="spellStart"/>
-      <w:r>
-        <w:t>adalah</w:t>
-      </w:r>
-      <w:proofErr w:type="spellEnd"/>
-      <w:r>
-        <w:t xml:space="preserve"> </w:t>
-      </w:r>
-      <w:proofErr w:type="spellStart"/>
-      <w:r>
-        <w:t>himpunan</w:t>
-      </w:r>
-      <w:proofErr w:type="spellEnd"/>
-      <w:r>
-        <w:t xml:space="preserve"> node </w:t>
-      </w:r>
-      <w:proofErr w:type="spellStart"/>
-      <w:r>
-        <w:t>tetangga</w:t>
-      </w:r>
-      <w:proofErr w:type="spellEnd"/>
-      <w:r>
-        <w:t xml:space="preserve"> </w:t>
-      </w:r>
-      <w:proofErr w:type="spellStart"/>
-      <w:r>
-        <w:t>dari</w:t>
-      </w:r>
-      <w:proofErr w:type="spellEnd"/>
-      <w:r>
-        <w:t xml:space="preserve"> node u, </w:t>
-      </w:r>
-      <w:proofErr w:type="spellStart"/>
-      <w:r>
-        <w:t>V_visited</w:t>
-      </w:r>
-      <w:proofErr w:type="spellEnd"/>
-      <w:r>
-        <w:t xml:space="preserve"> </w:t>
-      </w:r>
-      <w:proofErr w:type="spellStart"/>
-      <w:r>
-        <w:t>adalah</w:t>
-      </w:r>
-      <w:proofErr w:type="spellEnd"/>
-      <w:r>
-        <w:t xml:space="preserve"> </w:t>
-      </w:r>
-      <w:proofErr w:type="spellStart"/>
-      <w:r>
-        <w:t>himpunan</w:t>
-      </w:r>
-      <w:proofErr w:type="spellEnd"/>
-      <w:r>
-        <w:t xml:space="preserve"> node yang </w:t>
-      </w:r>
-      <w:proofErr w:type="spellStart"/>
-      <w:r>
-        <w:t>sudah</w:t>
-      </w:r>
-      <w:proofErr w:type="spellEnd"/>
-      <w:r>
-        <w:t xml:space="preserve"> </w:t>
-      </w:r>
-      <w:proofErr w:type="spellStart"/>
-      <w:r>
-        <w:t>dikunjungi</w:t>
-      </w:r>
-      <w:proofErr w:type="spellEnd"/>
-      <w:r>
-        <w:t>, dan c(</w:t>
-      </w:r>
-      <w:proofErr w:type="spellStart"/>
-      <w:r>
-        <w:t>u,v</w:t>
-      </w:r>
-      <w:proofErr w:type="spellEnd"/>
-      <w:r>
-        <w:t xml:space="preserve">) </w:t>
-      </w:r>
-      <w:proofErr w:type="spellStart"/>
-      <w:r>
-        <w:t>adalah</w:t>
-      </w:r>
-      <w:proofErr w:type="spellEnd"/>
-      <w:r>
-        <w:t xml:space="preserve"> </w:t>
-      </w:r>
-      <w:proofErr w:type="spellStart"/>
-      <w:r>
-        <w:t>jarak</w:t>
-      </w:r>
-      <w:proofErr w:type="spellEnd"/>
-      <w:r>
-        <w:t xml:space="preserve"> </w:t>
-      </w:r>
-      <w:proofErr w:type="spellStart"/>
-      <w:r>
-        <w:t>dari</w:t>
-      </w:r>
-      <w:proofErr w:type="spellEnd"/>
-      <w:r>
-        <w:t xml:space="preserve"> node u </w:t>
-      </w:r>
-      <w:proofErr w:type="spellStart"/>
-      <w:r>
-        <w:t>menuju</w:t>
-      </w:r>
-      <w:proofErr w:type="spellEnd"/>
-      <w:r>
-        <w:t xml:space="preserve"> node v.</w:t>
+      <w:r>
+        <w:t>Keterangan:</w:t>
+      </w:r>
+    </w:p>
+    <w:p>
+      <w:pPr>
+        <w:numPr>
+          <w:ilvl w:val="0"/>
+          <w:numId w:val="10"/>
+        </w:numPr>
+        <w:spacing w:after="0" w:line="276" w:lineRule="auto" w:before="0"/>
+        <w:jc w:val="left"/>
+      </w:pPr>
+      <w:r>
+        <w:rPr>
+          <w:rFonts w:ascii="Times New Roman" w:hAnsi="Times New Roman"/>
+          <w:sz w:val="24"/>
+        </w:rPr>
+        <w:t>v* = node berikutnya yang dipilih oleh algoritma Greedy.</w:t>
+      </w:r>
+    </w:p>
+    <w:p>
+      <w:pPr>
+        <w:numPr>
+          <w:ilvl w:val="0"/>
+          <w:numId w:val="10"/>
+        </w:numPr>
+        <w:spacing w:after="0" w:line="276" w:lineRule="auto" w:before="0"/>
+        <w:jc w:val="left"/>
+      </w:pPr>
+      <w:r>
+        <w:rPr>
+          <w:rFonts w:ascii="Times New Roman" w:hAnsi="Times New Roman"/>
+          <w:sz w:val="24"/>
+        </w:rPr>
+        <w:t>u = node posisi saat ini.</w:t>
+      </w:r>
+    </w:p>
+    <w:p>
+      <w:pPr>
+        <w:numPr>
+          <w:ilvl w:val="0"/>
+          <w:numId w:val="10"/>
+        </w:numPr>
+        <w:spacing w:after="0" w:line="276" w:lineRule="auto" w:before="0"/>
+        <w:jc w:val="left"/>
+      </w:pPr>
+      <w:r>
+        <w:rPr>
+          <w:rFonts w:ascii="Times New Roman" w:hAnsi="Times New Roman"/>
+          <w:sz w:val="24"/>
+        </w:rPr>
+        <w:t>v = kandidat node tetangga dari node u.</w:t>
+      </w:r>
+    </w:p>
+    <w:p>
+      <w:pPr>
+        <w:numPr>
+          <w:ilvl w:val="0"/>
+          <w:numId w:val="10"/>
+        </w:numPr>
+        <w:spacing w:after="0" w:line="276" w:lineRule="auto" w:before="0"/>
+        <w:jc w:val="left"/>
+      </w:pPr>
+      <w:r>
+        <w:rPr>
+          <w:rFonts w:ascii="Times New Roman" w:hAnsi="Times New Roman"/>
+          <w:sz w:val="24"/>
+        </w:rPr>
+        <w:t>N(u) = himpunan node tetangga dari node u.</w:t>
+      </w:r>
+    </w:p>
+    <w:p>
+      <w:pPr>
+        <w:numPr>
+          <w:ilvl w:val="0"/>
+          <w:numId w:val="10"/>
+        </w:numPr>
+        <w:spacing w:after="0" w:line="276" w:lineRule="auto" w:before="0"/>
+        <w:jc w:val="left"/>
+      </w:pPr>
+      <w:r>
+        <w:rPr>
+          <w:rFonts w:ascii="Times New Roman" w:hAnsi="Times New Roman"/>
+          <w:sz w:val="24"/>
+        </w:rPr>
+        <w:t>V_visited = himpunan node yang sudah pernah dikunjungi.</w:t>
+      </w:r>
+    </w:p>
+    <w:p>
+      <w:pPr>
+        <w:numPr>
+          <w:ilvl w:val="0"/>
+          <w:numId w:val="10"/>
+        </w:numPr>
+        <w:spacing w:after="0" w:line="276" w:lineRule="auto" w:before="0"/>
+        <w:jc w:val="left"/>
+      </w:pPr>
+      <w:r>
+        <w:rPr>
+          <w:rFonts w:ascii="Times New Roman" w:hAnsi="Times New Roman"/>
+          <w:sz w:val="24"/>
+        </w:rPr>
+        <w:t>c(u,v) = jarak atau bobot edge dari node u menuju node v.</w:t>
+      </w:r>
+    </w:p>
+    <w:p>
+      <w:pPr>
+        <w:numPr>
+          <w:ilvl w:val="0"/>
+          <w:numId w:val="10"/>
+        </w:numPr>
+        <w:spacing w:after="0" w:line="276" w:lineRule="auto" w:before="0"/>
+        <w:jc w:val="left"/>
+      </w:pPr>
+      <w:r>
+        <w:rPr>
+          <w:rFonts w:ascii="Times New Roman" w:hAnsi="Times New Roman"/>
+          <w:sz w:val="24"/>
+        </w:rPr>
+        <w:t>arg min = memilih kandidat dengan nilai jarak paling kecil.</w:t>
       </w:r>
     </w:p>
     <w:p>
@@ -2936,6 +2951,8 @@
               <m:ctrlPr>
                 <w:rPr>
                   <w:rFonts w:ascii="Cambria Math" w:hAnsi="Cambria Math"/>
+                  <w:sz w:val="32"/>
+                  <w:szCs w:val="32"/>
                 </w:rPr>
               </m:ctrlPr>
             </m:sSubPr>
@@ -2943,6 +2960,8 @@
               <m:r>
                 <w:rPr>
                   <w:rFonts w:ascii="Cambria Math" w:hAnsi="Cambria Math"/>
+                  <w:sz w:val="32"/>
+                  <w:szCs w:val="32"/>
                 </w:rPr>
                 <m:t>D</m:t>
               </m:r>
@@ -2951,6 +2970,8 @@
               <m:r>
                 <w:rPr>
                   <w:rFonts w:ascii="Cambria Math" w:hAnsi="Cambria Math"/>
+                  <w:sz w:val="32"/>
+                  <w:szCs w:val="32"/>
                 </w:rPr>
                 <m:t>t</m:t>
               </m:r>
@@ -2959,6 +2980,8 @@
           <m:r>
             <w:rPr>
               <w:rFonts w:ascii="Cambria Math" w:hAnsi="Cambria Math"/>
+              <w:sz w:val="32"/>
+              <w:szCs w:val="32"/>
             </w:rPr>
             <m:t>otal=su</m:t>
           </m:r>
@@ -2967,6 +2990,8 @@
               <m:ctrlPr>
                 <w:rPr>
                   <w:rFonts w:ascii="Cambria Math" w:hAnsi="Cambria Math"/>
+                  <w:sz w:val="32"/>
+                  <w:szCs w:val="32"/>
                 </w:rPr>
               </m:ctrlPr>
             </m:sSubSupPr>
@@ -2974,6 +2999,8 @@
               <m:r>
                 <w:rPr>
                   <w:rFonts w:ascii="Cambria Math" w:hAnsi="Cambria Math"/>
+                  <w:sz w:val="32"/>
+                  <w:szCs w:val="32"/>
                 </w:rPr>
                 <m:t>m</m:t>
               </m:r>
@@ -2982,6 +3009,8 @@
               <m:r>
                 <w:rPr>
                   <w:rFonts w:ascii="Cambria Math" w:hAnsi="Cambria Math"/>
+                  <w:sz w:val="32"/>
+                  <w:szCs w:val="32"/>
                 </w:rPr>
                 <m:t>i=0</m:t>
               </m:r>
@@ -2990,6 +3019,8 @@
               <m:r>
                 <w:rPr>
                   <w:rFonts w:ascii="Cambria Math" w:hAnsi="Cambria Math"/>
+                  <w:sz w:val="32"/>
+                  <w:szCs w:val="32"/>
                 </w:rPr>
                 <m:t>k-1</m:t>
               </m:r>
@@ -2998,6 +3029,8 @@
           <m:r>
             <w:rPr>
               <w:rFonts w:ascii="Cambria Math" w:hAnsi="Cambria Math"/>
+              <w:sz w:val="32"/>
+              <w:szCs w:val="32"/>
             </w:rPr>
             <m:t>c</m:t>
           </m:r>
@@ -3006,6 +3039,8 @@
               <m:ctrlPr>
                 <w:rPr>
                   <w:rFonts w:ascii="Cambria Math" w:hAnsi="Cambria Math"/>
+                  <w:sz w:val="32"/>
+                  <w:szCs w:val="32"/>
                 </w:rPr>
               </m:ctrlPr>
             </m:dPr>
@@ -3015,6 +3050,8 @@
                   <m:ctrlPr>
                     <w:rPr>
                       <w:rFonts w:ascii="Cambria Math" w:hAnsi="Cambria Math"/>
+                      <w:sz w:val="32"/>
+                      <w:szCs w:val="32"/>
                     </w:rPr>
                   </m:ctrlPr>
                 </m:sSubPr>
@@ -3022,6 +3059,8 @@
                   <m:r>
                     <w:rPr>
                       <w:rFonts w:ascii="Cambria Math" w:hAnsi="Cambria Math"/>
+                      <w:sz w:val="32"/>
+                      <w:szCs w:val="32"/>
                     </w:rPr>
                     <m:t>v</m:t>
                   </m:r>
@@ -3030,6 +3069,8 @@
                   <m:r>
                     <w:rPr>
                       <w:rFonts w:ascii="Cambria Math" w:hAnsi="Cambria Math"/>
+                      <w:sz w:val="32"/>
+                      <w:szCs w:val="32"/>
                     </w:rPr>
                     <m:t>i</m:t>
                   </m:r>
@@ -3038,6 +3079,8 @@
               <m:r>
                 <w:rPr>
                   <w:rFonts w:ascii="Cambria Math" w:hAnsi="Cambria Math"/>
+                  <w:sz w:val="32"/>
+                  <w:szCs w:val="32"/>
                 </w:rPr>
                 <m:t>,</m:t>
               </m:r>
@@ -3046,6 +3089,8 @@
                   <m:ctrlPr>
                     <w:rPr>
                       <w:rFonts w:ascii="Cambria Math" w:hAnsi="Cambria Math"/>
+                      <w:sz w:val="32"/>
+                      <w:szCs w:val="32"/>
                     </w:rPr>
                   </m:ctrlPr>
                 </m:sSubPr>
@@ -3053,6 +3098,8 @@
                   <m:r>
                     <w:rPr>
                       <w:rFonts w:ascii="Cambria Math" w:hAnsi="Cambria Math"/>
+                      <w:sz w:val="32"/>
+                      <w:szCs w:val="32"/>
                     </w:rPr>
                     <m:t>v</m:t>
                   </m:r>
@@ -3061,6 +3108,8 @@
                   <m:r>
                     <w:rPr>
                       <w:rFonts w:ascii="Cambria Math" w:hAnsi="Cambria Math"/>
+                      <w:sz w:val="32"/>
+                      <w:szCs w:val="32"/>
                     </w:rPr>
                     <m:t>i+1</m:t>
                   </m:r>
@@ -3367,12 +3416,6 @@
     </w:p>
     <w:tbl>
       <w:tblPr>
-        <w:tblCellMar>
-          <w:top w:w="120" w:type="dxa"/>
-          <w:left w:w="120" w:type="dxa"/>
-          <w:bottom w:w="120" w:type="dxa"/>
-          <w:right w:w="120" w:type="dxa"/>
-        </w:tblCellMar>
         <w:tblW w:w="5000" w:type="pct"/>
         <w:jc w:val="center"/>
         <w:tblBorders>
@@ -3383,11 +3426,17 @@
           <w:insideH w:val="single" w:sz="6" w:space="0" w:color="808080"/>
           <w:insideV w:val="single" w:sz="6" w:space="0" w:color="808080"/>
         </w:tblBorders>
+        <w:tblCellMar>
+          <w:top w:w="120" w:type="dxa"/>
+          <w:left w:w="120" w:type="dxa"/>
+          <w:bottom w:w="120" w:type="dxa"/>
+          <w:right w:w="120" w:type="dxa"/>
+        </w:tblCellMar>
         <w:tblLook w:val="04A0" w:firstRow="1" w:lastRow="0" w:firstColumn="1" w:lastColumn="0" w:noHBand="0" w:noVBand="1"/>
       </w:tblPr>
       <w:tblGrid>
-        <w:gridCol w:w="4698"/>
-        <w:gridCol w:w="4878"/>
+        <w:gridCol w:w="4710"/>
+        <w:gridCol w:w="4890"/>
       </w:tblGrid>
       <w:tr>
         <w:trPr>
@@ -3652,6 +3701,7 @@
               <w:jc w:val="center"/>
             </w:pPr>
             <w:r>
+              <w:lastRenderedPageBreak/>
               <w:t>B-K</w:t>
             </w:r>
           </w:p>
@@ -4026,7 +4076,6 @@
               <w:jc w:val="center"/>
             </w:pPr>
             <w:r>
-              <w:lastRenderedPageBreak/>
               <w:t>J-L</w:t>
             </w:r>
           </w:p>
@@ -4370,12 +4419,6 @@
     </w:p>
     <w:tbl>
       <w:tblPr>
-        <w:tblCellMar>
-          <w:top w:w="120" w:type="dxa"/>
-          <w:left w:w="120" w:type="dxa"/>
-          <w:bottom w:w="120" w:type="dxa"/>
-          <w:right w:w="120" w:type="dxa"/>
-        </w:tblCellMar>
         <w:tblW w:w="5000" w:type="pct"/>
         <w:jc w:val="center"/>
         <w:tblBorders>
@@ -4386,14 +4429,20 @@
           <w:insideH w:val="single" w:sz="6" w:space="0" w:color="808080"/>
           <w:insideV w:val="single" w:sz="6" w:space="0" w:color="808080"/>
         </w:tblBorders>
+        <w:tblCellMar>
+          <w:top w:w="120" w:type="dxa"/>
+          <w:left w:w="120" w:type="dxa"/>
+          <w:bottom w:w="120" w:type="dxa"/>
+          <w:right w:w="120" w:type="dxa"/>
+        </w:tblCellMar>
         <w:tblLook w:val="04A0" w:firstRow="1" w:lastRow="0" w:firstColumn="1" w:lastColumn="0" w:noHBand="0" w:noVBand="1"/>
       </w:tblPr>
       <w:tblGrid>
-        <w:gridCol w:w="1188"/>
-        <w:gridCol w:w="1170"/>
-        <w:gridCol w:w="3960"/>
-        <w:gridCol w:w="1800"/>
-        <w:gridCol w:w="1458"/>
+        <w:gridCol w:w="1190"/>
+        <w:gridCol w:w="1173"/>
+        <w:gridCol w:w="3970"/>
+        <w:gridCol w:w="1805"/>
+        <w:gridCol w:w="1462"/>
       </w:tblGrid>
       <w:tr>
         <w:trPr>
@@ -4611,6 +4660,7 @@
               <w:jc w:val="center"/>
             </w:pPr>
             <w:r>
+              <w:lastRenderedPageBreak/>
               <w:t>2</w:t>
             </w:r>
           </w:p>
@@ -5264,100 +5314,56 @@
     </w:p>
     <w:p>
       <w:pPr>
-        <w:spacing w:before="120"/>
+        <w:pStyle w:val="Heading2"/>
         <w:jc w:val="center"/>
+        <w:rPr>
+          <w:rFonts w:ascii="Times New Roman" w:eastAsia="Times New Roman" w:hAnsi="Times New Roman"/>
+          <w:color w:val="auto"/>
+        </w:rPr>
       </w:pPr>
       <w:r>
         <w:rPr>
-          <w:b/>
+          <w:noProof/>
         </w:rPr>
-        <w:t>[</w:t>
-      </w:r>
-      <w:proofErr w:type="spellStart"/>
-      <w:r>
-        <w:rPr>
-          <w:b/>
-        </w:rPr>
-        <w:t>taruh</w:t>
-      </w:r>
-      <w:proofErr w:type="spellEnd"/>
-      <w:r>
-        <w:rPr>
-          <w:b/>
-        </w:rPr>
-        <w:t xml:space="preserve"> </w:t>
-      </w:r>
-      <w:proofErr w:type="spellStart"/>
-      <w:r>
-        <w:rPr>
-          <w:b/>
-        </w:rPr>
-        <w:t>gambar</w:t>
-      </w:r>
-      <w:proofErr w:type="spellEnd"/>
-      <w:r>
-        <w:rPr>
-          <w:b/>
-        </w:rPr>
-        <w:t xml:space="preserve"> </w:t>
-      </w:r>
-      <w:proofErr w:type="spellStart"/>
-      <w:r>
-        <w:rPr>
-          <w:b/>
-        </w:rPr>
-        <w:t>rute</w:t>
-      </w:r>
-      <w:proofErr w:type="spellEnd"/>
-      <w:r>
-        <w:rPr>
-          <w:b/>
-        </w:rPr>
-        <w:t xml:space="preserve"> </w:t>
-      </w:r>
-      <w:proofErr w:type="spellStart"/>
-      <w:r>
-        <w:rPr>
-          <w:b/>
-        </w:rPr>
-        <w:t>hasil</w:t>
-      </w:r>
-      <w:proofErr w:type="spellEnd"/>
-      <w:r>
-        <w:rPr>
-          <w:b/>
-        </w:rPr>
-        <w:t xml:space="preserve"> Greedy </w:t>
-      </w:r>
-      <w:proofErr w:type="spellStart"/>
-      <w:r>
-        <w:rPr>
-          <w:b/>
-        </w:rPr>
-        <w:t>kasus</w:t>
-      </w:r>
-      <w:proofErr w:type="spellEnd"/>
-      <w:r>
-        <w:rPr>
-          <w:b/>
-        </w:rPr>
-        <w:t xml:space="preserve"> A </w:t>
-      </w:r>
-      <w:proofErr w:type="spellStart"/>
-      <w:r>
-        <w:rPr>
-          <w:b/>
-        </w:rPr>
-        <w:t>menuju</w:t>
-      </w:r>
-      <w:proofErr w:type="spellEnd"/>
-      <w:r>
-        <w:rPr>
-          <w:b/>
-        </w:rPr>
-        <w:t xml:space="preserve"> N]</w:t>
+        <w:lastRenderedPageBreak/>
+        <w:drawing>
+          <wp:inline distT="0" distB="0" distL="0" distR="0" wp14:anchorId="1CEB8081" wp14:editId="6AF34734">
+            <wp:extent cx="5580993" cy="4767694"/>
+            <wp:effectExtent l="0" t="0" r="1270" b="0"/>
+            <wp:docPr id="1373617976" name="Picture 1"/>
+            <wp:cNvGraphicFramePr>
+              <a:graphicFrameLocks xmlns:a="http://schemas.openxmlformats.org/drawingml/2006/main" noChangeAspect="1"/>
+            </wp:cNvGraphicFramePr>
+            <a:graphic xmlns:a="http://schemas.openxmlformats.org/drawingml/2006/main">
+              <a:graphicData uri="http://schemas.openxmlformats.org/drawingml/2006/picture">
+                <pic:pic xmlns:pic="http://schemas.openxmlformats.org/drawingml/2006/picture">
+                  <pic:nvPicPr>
+                    <pic:cNvPr id="1373617976" name=""/>
+                    <pic:cNvPicPr/>
+                  </pic:nvPicPr>
+                  <pic:blipFill>
+                    <a:blip r:embed="rId7"/>
+                    <a:stretch>
+                      <a:fillRect/>
+                    </a:stretch>
+                  </pic:blipFill>
+                  <pic:spPr>
+                    <a:xfrm>
+                      <a:off x="0" y="0"/>
+                      <a:ext cx="5588778" cy="4774344"/>
+                    </a:xfrm>
+                    <a:prstGeom prst="rect">
+                      <a:avLst/>
+                    </a:prstGeom>
+                  </pic:spPr>
+                </pic:pic>
+              </a:graphicData>
+            </a:graphic>
+          </wp:inline>
+        </w:drawing>
       </w:r>
     </w:p>
+    <w:p/>
     <w:p>
       <w:pPr>
         <w:pStyle w:val="Heading2"/>
@@ -5600,12 +5606,6 @@
     </w:p>
     <w:tbl>
       <w:tblPr>
-        <w:tblCellMar>
-          <w:top w:w="120" w:type="dxa"/>
-          <w:left w:w="120" w:type="dxa"/>
-          <w:bottom w:w="120" w:type="dxa"/>
-          <w:right w:w="120" w:type="dxa"/>
-        </w:tblCellMar>
         <w:tblW w:w="5000" w:type="pct"/>
         <w:jc w:val="center"/>
         <w:tblBorders>
@@ -5616,14 +5616,20 @@
           <w:insideH w:val="single" w:sz="6" w:space="0" w:color="808080"/>
           <w:insideV w:val="single" w:sz="6" w:space="0" w:color="808080"/>
         </w:tblBorders>
+        <w:tblCellMar>
+          <w:top w:w="120" w:type="dxa"/>
+          <w:left w:w="120" w:type="dxa"/>
+          <w:bottom w:w="120" w:type="dxa"/>
+          <w:right w:w="120" w:type="dxa"/>
+        </w:tblCellMar>
         <w:tblLook w:val="04A0" w:firstRow="1" w:lastRow="0" w:firstColumn="1" w:lastColumn="0" w:noHBand="0" w:noVBand="1"/>
       </w:tblPr>
       <w:tblGrid>
-        <w:gridCol w:w="1916"/>
-        <w:gridCol w:w="1915"/>
-        <w:gridCol w:w="3117"/>
-        <w:gridCol w:w="1260"/>
-        <w:gridCol w:w="1368"/>
+        <w:gridCol w:w="1921"/>
+        <w:gridCol w:w="1920"/>
+        <w:gridCol w:w="3125"/>
+        <w:gridCol w:w="1263"/>
+        <w:gridCol w:w="1371"/>
       </w:tblGrid>
       <w:tr>
         <w:trPr>
@@ -6069,6 +6075,7 @@
               <w:jc w:val="center"/>
             </w:pPr>
             <w:r>
+              <w:lastRenderedPageBreak/>
               <w:t>5</w:t>
             </w:r>
           </w:p>
@@ -6221,7 +6228,6 @@
               <w:jc w:val="center"/>
             </w:pPr>
             <w:r>
-              <w:lastRenderedPageBreak/>
               <w:t>7</w:t>
             </w:r>
           </w:p>
@@ -6890,99 +6896,65 @@
     </w:p>
     <w:p>
       <w:pPr>
-        <w:spacing w:before="120"/>
+        <w:pStyle w:val="Heading2"/>
         <w:jc w:val="center"/>
+        <w:rPr>
+          <w:rFonts w:ascii="Times New Roman" w:eastAsia="Times New Roman" w:hAnsi="Times New Roman"/>
+          <w:color w:val="auto"/>
+        </w:rPr>
       </w:pPr>
       <w:r>
         <w:rPr>
-          <w:b/>
+          <w:rFonts w:ascii="Times New Roman" w:eastAsia="Times New Roman" w:hAnsi="Times New Roman"/>
+          <w:noProof/>
+          <w:color w:val="auto"/>
         </w:rPr>
-        <w:t>[</w:t>
-      </w:r>
-      <w:proofErr w:type="spellStart"/>
-      <w:r>
+        <w:lastRenderedPageBreak/>
+        <w:drawing>
+          <wp:inline distT="0" distB="0" distL="0" distR="0" wp14:anchorId="01967B6E" wp14:editId="0DD564E0">
+            <wp:extent cx="5549462" cy="4379687"/>
+            <wp:effectExtent l="0" t="0" r="0" b="1905"/>
+            <wp:docPr id="888175323" name="Picture 1"/>
+            <wp:cNvGraphicFramePr>
+              <a:graphicFrameLocks xmlns:a="http://schemas.openxmlformats.org/drawingml/2006/main" noChangeAspect="1"/>
+            </wp:cNvGraphicFramePr>
+            <a:graphic xmlns:a="http://schemas.openxmlformats.org/drawingml/2006/main">
+              <a:graphicData uri="http://schemas.openxmlformats.org/drawingml/2006/picture">
+                <pic:pic xmlns:pic="http://schemas.openxmlformats.org/drawingml/2006/picture">
+                  <pic:nvPicPr>
+                    <pic:cNvPr id="888175323" name=""/>
+                    <pic:cNvPicPr/>
+                  </pic:nvPicPr>
+                  <pic:blipFill>
+                    <a:blip r:embed="rId8"/>
+                    <a:stretch>
+                      <a:fillRect/>
+                    </a:stretch>
+                  </pic:blipFill>
+                  <pic:spPr>
+                    <a:xfrm>
+                      <a:off x="0" y="0"/>
+                      <a:ext cx="5566939" cy="4393480"/>
+                    </a:xfrm>
+                    <a:prstGeom prst="rect">
+                      <a:avLst/>
+                    </a:prstGeom>
+                  </pic:spPr>
+                </pic:pic>
+              </a:graphicData>
+            </a:graphic>
+          </wp:inline>
+        </w:drawing>
+      </w:r>
+    </w:p>
+    <w:p>
+      <w:pPr>
+        <w:pStyle w:val="Heading2"/>
         <w:rPr>
-          <w:b/>
+          <w:rFonts w:ascii="Times New Roman" w:eastAsia="Times New Roman" w:hAnsi="Times New Roman"/>
+          <w:color w:val="auto"/>
         </w:rPr>
-        <w:t>taruh</w:t>
-      </w:r>
-      <w:proofErr w:type="spellEnd"/>
-      <w:r>
-        <w:rPr>
-          <w:b/>
-        </w:rPr>
-        <w:t xml:space="preserve"> </w:t>
-      </w:r>
-      <w:proofErr w:type="spellStart"/>
-      <w:r>
-        <w:rPr>
-          <w:b/>
-        </w:rPr>
-        <w:t>gambar</w:t>
-      </w:r>
-      <w:proofErr w:type="spellEnd"/>
-      <w:r>
-        <w:rPr>
-          <w:b/>
-        </w:rPr>
-        <w:t xml:space="preserve"> </w:t>
-      </w:r>
-      <w:proofErr w:type="spellStart"/>
-      <w:r>
-        <w:rPr>
-          <w:b/>
-        </w:rPr>
-        <w:t>rute</w:t>
-      </w:r>
-      <w:proofErr w:type="spellEnd"/>
-      <w:r>
-        <w:rPr>
-          <w:b/>
-        </w:rPr>
-        <w:t xml:space="preserve"> </w:t>
-      </w:r>
-      <w:proofErr w:type="spellStart"/>
-      <w:r>
-        <w:rPr>
-          <w:b/>
-        </w:rPr>
-        <w:t>hasil</w:t>
-      </w:r>
-      <w:proofErr w:type="spellEnd"/>
-      <w:r>
-        <w:rPr>
-          <w:b/>
-        </w:rPr>
-        <w:t xml:space="preserve"> Greedy </w:t>
-      </w:r>
-      <w:proofErr w:type="spellStart"/>
-      <w:r>
-        <w:rPr>
-          <w:b/>
-        </w:rPr>
-        <w:t>kasus</w:t>
-      </w:r>
-      <w:proofErr w:type="spellEnd"/>
-      <w:r>
-        <w:rPr>
-          <w:b/>
-        </w:rPr>
-        <w:t xml:space="preserve"> C </w:t>
-      </w:r>
-      <w:proofErr w:type="spellStart"/>
-      <w:r>
-        <w:rPr>
-          <w:b/>
-        </w:rPr>
-        <w:t>menuju</w:t>
-      </w:r>
-      <w:proofErr w:type="spellEnd"/>
-      <w:r>
-        <w:rPr>
-          <w:b/>
-        </w:rPr>
-        <w:t xml:space="preserve"> I]</w:t>
-      </w:r>
+      </w:pPr>
     </w:p>
     <w:p>
       <w:pPr>
@@ -7370,28 +7342,15 @@
     </w:p>
     <w:p>
       <w:pPr>
-        <w:spacing w:line="276" w:lineRule="auto" w:after="120"/>
         <w:ind w:firstLine="720"/>
         <w:jc w:val="both"/>
       </w:pPr>
-      <w:r/>
-      <w:r>
-        <w:rPr>
-          <w:rFonts w:ascii="Times New Roman" w:hAnsi="Times New Roman" w:eastAsia="Times New Roman"/>
-          <w:b w:val="0"/>
-          <w:sz w:val="24"/>
-        </w:rPr>
+      <w:r>
         <w:t>Hasil perhitungan manual pada bagian ini dapat digunakan sebagai acuan validasi terhadap program tim, karena rute dan total jarak yang diperoleh mengikuti proses Greedy pada paper acuan.</w:t>
       </w:r>
     </w:p>
     <w:tbl>
       <w:tblPr>
-        <w:tblCellMar>
-          <w:top w:w="120" w:type="dxa"/>
-          <w:left w:w="120" w:type="dxa"/>
-          <w:bottom w:w="120" w:type="dxa"/>
-          <w:right w:w="120" w:type="dxa"/>
-        </w:tblCellMar>
         <w:tblW w:w="5000" w:type="pct"/>
         <w:jc w:val="center"/>
         <w:tblBorders>
@@ -7402,13 +7361,19 @@
           <w:insideH w:val="single" w:sz="6" w:space="0" w:color="808080"/>
           <w:insideV w:val="single" w:sz="6" w:space="0" w:color="808080"/>
         </w:tblBorders>
+        <w:tblCellMar>
+          <w:top w:w="120" w:type="dxa"/>
+          <w:left w:w="120" w:type="dxa"/>
+          <w:bottom w:w="120" w:type="dxa"/>
+          <w:right w:w="120" w:type="dxa"/>
+        </w:tblCellMar>
         <w:tblLook w:val="04A0" w:firstRow="1" w:lastRow="0" w:firstColumn="1" w:lastColumn="0" w:noHBand="0" w:noVBand="1"/>
       </w:tblPr>
       <w:tblGrid>
-        <w:gridCol w:w="2362"/>
-        <w:gridCol w:w="4035"/>
-        <w:gridCol w:w="1451"/>
-        <w:gridCol w:w="1728"/>
+        <w:gridCol w:w="2368"/>
+        <w:gridCol w:w="4045"/>
+        <w:gridCol w:w="1455"/>
+        <w:gridCol w:w="1732"/>
       </w:tblGrid>
       <w:tr>
         <w:trPr>
@@ -7641,7 +7606,6 @@
         </w:tc>
       </w:tr>
     </w:tbl>
-    <w:p/>
     <w:p>
       <w:pPr>
         <w:pStyle w:val="Heading1"/>
@@ -7655,6 +7619,7 @@
           <w:rFonts w:ascii="Times New Roman" w:eastAsia="Times New Roman" w:hAnsi="Times New Roman"/>
           <w:color w:val="auto"/>
         </w:rPr>
+        <w:lastRenderedPageBreak/>
         <w:t>BAB 4 KESIMPULAN</w:t>
       </w:r>
     </w:p>
@@ -7996,7 +7961,6 @@
           <w:rFonts w:ascii="Times New Roman" w:eastAsia="Times New Roman" w:hAnsi="Times New Roman"/>
           <w:color w:val="auto"/>
         </w:rPr>
-        <w:lastRenderedPageBreak/>
         <w:t>DAFTAR PUSTAKA</w:t>
       </w:r>
     </w:p>
@@ -8289,6 +8253,28 @@
   </w:num>
   <w:num w:numId="9" w16cid:durableId="662708335">
     <w:abstractNumId w:val="0"/>
+  </w:num>
+  <w:abstractNum w:abstractNumId="9">
+    <w:nsid w:val="5A7C2E10"/>
+    <w:multiLevelType w:val="singleLevel"/>
+    <w:lvl w:ilvl="0">
+      <w:start w:val="1"/>
+      <w:numFmt w:val="bullet"/>
+      <w:lvlText w:val=""/>
+      <w:lvlJc w:val="left"/>
+      <w:pPr>
+        <w:tabs>
+          <w:tab w:val="num" w:pos="720"/>
+        </w:tabs>
+        <w:ind w:left="720" w:hanging="360"/>
+      </w:pPr>
+      <w:rPr>
+        <w:rFonts w:ascii="Symbol" w:hAnsi="Symbol" w:hint="default"/>
+      </w:rPr>
+    </w:lvl>
+  </w:abstractNum>
+  <w:num w:numId="10">
+    <w:abstractNumId w:val="9"/>
   </w:num>
 </w:numbering>
 </file>
